--- a/assets/personal_info.docx
+++ b/assets/personal_info.docx
@@ -109,7 +109,18 @@
           <w:szCs w:val="24"/>
           <w:lang w:eastAsia="ru-RU"/>
         </w:rPr>
-        <w:t>526209522775</w:t>
+        <w:t>52</w:t>
+      </w:r>
+      <w:r>
+        <w:rPr>
+          <w:rFonts w:ascii="Arial" w:eastAsia="Times New Roman" w:hAnsi="Arial" w:cs="Arial"/>
+          <w:b/>
+          <w:bCs/>
+          <w:sz w:val="24"/>
+          <w:szCs w:val="24"/>
+          <w:lang w:eastAsia="ru-RU"/>
+        </w:rPr>
+        <w:t>****</w:t>
       </w:r>
       <w:r>
         <w:rPr>
@@ -394,7 +405,31 @@
           <w:szCs w:val="24"/>
           <w:lang w:eastAsia="ru-RU"/>
         </w:rPr>
-        <w:t>Адрес электронной почты (email);</w:t>
+        <w:t>Адрес электронной почты (</w:t>
+      </w:r>
+      <w:proofErr w:type="spellStart"/>
+      <w:r>
+        <w:rPr>
+          <w:rFonts w:ascii="Arial" w:eastAsia="Times New Roman" w:hAnsi="Arial" w:cs="Arial"/>
+          <w:b/>
+          <w:bCs/>
+          <w:sz w:val="24"/>
+          <w:szCs w:val="24"/>
+          <w:lang w:eastAsia="ru-RU"/>
+        </w:rPr>
+        <w:t>email</w:t>
+      </w:r>
+      <w:proofErr w:type="spellEnd"/>
+      <w:r>
+        <w:rPr>
+          <w:rFonts w:ascii="Arial" w:eastAsia="Times New Roman" w:hAnsi="Arial" w:cs="Arial"/>
+          <w:b/>
+          <w:bCs/>
+          <w:sz w:val="24"/>
+          <w:szCs w:val="24"/>
+          <w:lang w:eastAsia="ru-RU"/>
+        </w:rPr>
+        <w:t>);</w:t>
       </w:r>
     </w:p>
     <w:p>
@@ -418,7 +453,47 @@
           <w:szCs w:val="24"/>
           <w:lang w:eastAsia="ru-RU"/>
         </w:rPr>
-        <w:t>Обезличенные данные о посетителях (в т.ч. файлы «cookie», IP-адрес, данные о браузере и операционной системе) с помощью сервисов интернет-статистики (Яндекс.Метрика, Google Analytics и других).</w:t>
+        <w:t>Обезличенные данные о посетителях (в т.ч. файлы «</w:t>
+      </w:r>
+      <w:proofErr w:type="spellStart"/>
+      <w:r>
+        <w:rPr>
+          <w:rFonts w:ascii="Arial" w:eastAsia="Times New Roman" w:hAnsi="Arial" w:cs="Arial"/>
+          <w:sz w:val="24"/>
+          <w:szCs w:val="24"/>
+          <w:lang w:eastAsia="ru-RU"/>
+        </w:rPr>
+        <w:t>cookie</w:t>
+      </w:r>
+      <w:proofErr w:type="spellEnd"/>
+      <w:r>
+        <w:rPr>
+          <w:rFonts w:ascii="Arial" w:eastAsia="Times New Roman" w:hAnsi="Arial" w:cs="Arial"/>
+          <w:sz w:val="24"/>
+          <w:szCs w:val="24"/>
+          <w:lang w:eastAsia="ru-RU"/>
+        </w:rPr>
+        <w:t>», IP-адрес, данные о браузере и операционной системе) с помощью сервисов интернет-статистики (</w:t>
+      </w:r>
+      <w:proofErr w:type="spellStart"/>
+      <w:r>
+        <w:rPr>
+          <w:rFonts w:ascii="Arial" w:eastAsia="Times New Roman" w:hAnsi="Arial" w:cs="Arial"/>
+          <w:sz w:val="24"/>
+          <w:szCs w:val="24"/>
+          <w:lang w:eastAsia="ru-RU"/>
+        </w:rPr>
+        <w:t>Яндекс.Метрика</w:t>
+      </w:r>
+      <w:proofErr w:type="spellEnd"/>
+      <w:r>
+        <w:rPr>
+          <w:rFonts w:ascii="Arial" w:eastAsia="Times New Roman" w:hAnsi="Arial" w:cs="Arial"/>
+          <w:sz w:val="24"/>
+          <w:szCs w:val="24"/>
+          <w:lang w:eastAsia="ru-RU"/>
+        </w:rPr>
+        <w:t>, Google Analytics и других).</w:t>
       </w:r>
     </w:p>
     <w:p>
@@ -520,7 +595,27 @@
           <w:lang w:eastAsia="ru-RU"/>
         </w:rPr>
         <w:br/>
-        <w:t>4.2. Цель обработки обезличенных данных Пользователей (файлов «cookie»):</w:t>
+        <w:t>4.2. Цель обработки обезличенных данных Пользователей (файлов «</w:t>
+      </w:r>
+      <w:proofErr w:type="spellStart"/>
+      <w:r>
+        <w:rPr>
+          <w:rFonts w:ascii="Arial" w:eastAsia="Times New Roman" w:hAnsi="Arial" w:cs="Arial"/>
+          <w:sz w:val="24"/>
+          <w:szCs w:val="24"/>
+          <w:lang w:eastAsia="ru-RU"/>
+        </w:rPr>
+        <w:t>cookie</w:t>
+      </w:r>
+      <w:proofErr w:type="spellEnd"/>
+      <w:r>
+        <w:rPr>
+          <w:rFonts w:ascii="Arial" w:eastAsia="Times New Roman" w:hAnsi="Arial" w:cs="Arial"/>
+          <w:sz w:val="24"/>
+          <w:szCs w:val="24"/>
+          <w:lang w:eastAsia="ru-RU"/>
+        </w:rPr>
+        <w:t>»):</w:t>
       </w:r>
     </w:p>
     <w:p>
@@ -598,7 +693,27 @@
           <w:lang w:eastAsia="ru-RU"/>
         </w:rPr>
         <w:lastRenderedPageBreak/>
-        <w:t>специальные формы, расположенные на Сайте. Согласие на обработку выражается путем совершения конклюдентных действий (проставления «галочки» в чекбоксе под формой ввода данных).</w:t>
+        <w:t xml:space="preserve">специальные формы, расположенные на Сайте. Согласие на обработку выражается путем совершения конклюдентных действий (проставления «галочки» в </w:t>
+      </w:r>
+      <w:proofErr w:type="spellStart"/>
+      <w:r>
+        <w:rPr>
+          <w:rFonts w:ascii="Arial" w:eastAsia="Times New Roman" w:hAnsi="Arial" w:cs="Arial"/>
+          <w:sz w:val="24"/>
+          <w:szCs w:val="24"/>
+          <w:lang w:eastAsia="ru-RU"/>
+        </w:rPr>
+        <w:t>чекбоксе</w:t>
+      </w:r>
+      <w:proofErr w:type="spellEnd"/>
+      <w:r>
+        <w:rPr>
+          <w:rFonts w:ascii="Arial" w:eastAsia="Times New Roman" w:hAnsi="Arial" w:cs="Arial"/>
+          <w:sz w:val="24"/>
+          <w:szCs w:val="24"/>
+          <w:lang w:eastAsia="ru-RU"/>
+        </w:rPr>
+        <w:t xml:space="preserve"> под формой ввода данных).</w:t>
       </w:r>
       <w:r>
         <w:rPr>
@@ -608,7 +723,27 @@
           <w:lang w:eastAsia="ru-RU"/>
         </w:rPr>
         <w:br/>
-        <w:t>5.2. Оператор обрабатывает обезличенные данные о Пользователе (cookie) в случае, если это разрешено в настройках браузера Пользователя.</w:t>
+        <w:t>5.2. Оператор обрабатывает обезличенные данные о Пользователе (</w:t>
+      </w:r>
+      <w:proofErr w:type="spellStart"/>
+      <w:r>
+        <w:rPr>
+          <w:rFonts w:ascii="Arial" w:eastAsia="Times New Roman" w:hAnsi="Arial" w:cs="Arial"/>
+          <w:sz w:val="24"/>
+          <w:szCs w:val="24"/>
+          <w:lang w:eastAsia="ru-RU"/>
+        </w:rPr>
+        <w:t>cookie</w:t>
+      </w:r>
+      <w:proofErr w:type="spellEnd"/>
+      <w:r>
+        <w:rPr>
+          <w:rFonts w:ascii="Arial" w:eastAsia="Times New Roman" w:hAnsi="Arial" w:cs="Arial"/>
+          <w:sz w:val="24"/>
+          <w:szCs w:val="24"/>
+          <w:lang w:eastAsia="ru-RU"/>
+        </w:rPr>
+        <w:t>) в случае, если это разрешено в настройках браузера Пользователя.</w:t>
       </w:r>
     </w:p>
     <w:p>
@@ -695,6 +830,7 @@
         </w:rPr>
         <w:t>[</w:t>
       </w:r>
+      <w:proofErr w:type="spellStart"/>
       <w:r>
         <w:rPr>
           <w:rFonts w:ascii="Arial" w:eastAsia="Times New Roman" w:hAnsi="Arial" w:cs="Arial"/>
@@ -706,6 +842,7 @@
         </w:rPr>
         <w:t>pusliaprus</w:t>
       </w:r>
+      <w:proofErr w:type="spellEnd"/>
       <w:r>
         <w:rPr>
           <w:rFonts w:ascii="Arial" w:eastAsia="Times New Roman" w:hAnsi="Arial" w:cs="Arial"/>
@@ -717,6 +854,7 @@
         </w:rPr>
         <w:t>@</w:t>
       </w:r>
+      <w:proofErr w:type="spellStart"/>
       <w:r>
         <w:rPr>
           <w:rFonts w:ascii="Arial" w:eastAsia="Times New Roman" w:hAnsi="Arial" w:cs="Arial"/>
@@ -728,6 +866,7 @@
         </w:rPr>
         <w:t>gmail</w:t>
       </w:r>
+      <w:proofErr w:type="spellEnd"/>
       <w:r>
         <w:rPr>
           <w:rFonts w:ascii="Arial" w:eastAsia="Times New Roman" w:hAnsi="Arial" w:cs="Arial"/>
@@ -835,6 +974,7 @@
         </w:rPr>
         <w:t>[</w:t>
       </w:r>
+      <w:proofErr w:type="spellStart"/>
       <w:r>
         <w:rPr>
           <w:rFonts w:ascii="Arial" w:eastAsia="Times New Roman" w:hAnsi="Arial" w:cs="Arial"/>
@@ -846,6 +986,7 @@
         </w:rPr>
         <w:t>pusliaprus</w:t>
       </w:r>
+      <w:proofErr w:type="spellEnd"/>
       <w:r>
         <w:rPr>
           <w:rFonts w:ascii="Arial" w:eastAsia="Times New Roman" w:hAnsi="Arial" w:cs="Arial"/>
@@ -857,6 +998,7 @@
         </w:rPr>
         <w:t>@</w:t>
       </w:r>
+      <w:proofErr w:type="spellStart"/>
       <w:r>
         <w:rPr>
           <w:rFonts w:ascii="Arial" w:eastAsia="Times New Roman" w:hAnsi="Arial" w:cs="Arial"/>
@@ -868,6 +1010,7 @@
         </w:rPr>
         <w:t>gmail</w:t>
       </w:r>
+      <w:proofErr w:type="spellEnd"/>
       <w:r>
         <w:rPr>
           <w:rFonts w:ascii="Arial" w:eastAsia="Times New Roman" w:hAnsi="Arial" w:cs="Arial"/>
